--- a/LAPORAN CASE METHOD.docx
+++ b/LAPORAN CASE METHOD.docx
@@ -597,7 +597,7 @@
           <w14:ligatures w14:val="standardContextual"/>
         </w:rPr>
         <w:drawing>
-          <wp:inline distT="0" distB="0" distL="0" distR="0" wp14:anchorId="5F99DE82" wp14:editId="4B2288C0">
+          <wp:inline distT="0" distB="0" distL="0" distR="0" wp14:anchorId="5F99DE82" wp14:editId="34A4E809">
             <wp:extent cx="5943600" cy="2320290"/>
             <wp:effectExtent l="0" t="0" r="0" b="3810"/>
             <wp:docPr id="79946995" name="Picture 1"/>
@@ -775,7 +775,13 @@
           <w:lang w:val="en-ID"/>
         </w:rPr>
       </w:pPr>
-      <w:r>
+    </w:p>
+    <w:p>
+      <w:pPr>
+        <w:widowControl/>
+        <w:autoSpaceDE/>
+        <w:autoSpaceDN/>
+        <w:jc w:val="both"/>
         <w:rPr>
           <w:rFonts w:ascii="Times New Roman" w:eastAsia="Times New Roman" w:hAnsi="Times New Roman" w:cs="Times New Roman"/>
           <w:color w:val="000000"/>
@@ -783,6 +789,196 @@
           <w:szCs w:val="24"/>
           <w:lang w:val="en-ID"/>
         </w:rPr>
+      </w:pPr>
+    </w:p>
+    <w:p>
+      <w:pPr>
+        <w:widowControl/>
+        <w:autoSpaceDE/>
+        <w:autoSpaceDN/>
+        <w:jc w:val="both"/>
+        <w:rPr>
+          <w:rFonts w:ascii="Times New Roman" w:eastAsia="Times New Roman" w:hAnsi="Times New Roman" w:cs="Times New Roman"/>
+          <w:color w:val="000000"/>
+          <w:sz w:val="24"/>
+          <w:szCs w:val="24"/>
+          <w:lang w:val="en-ID"/>
+        </w:rPr>
+      </w:pPr>
+    </w:p>
+    <w:p>
+      <w:pPr>
+        <w:widowControl/>
+        <w:autoSpaceDE/>
+        <w:autoSpaceDN/>
+        <w:jc w:val="both"/>
+        <w:rPr>
+          <w:rFonts w:ascii="Times New Roman" w:eastAsia="Times New Roman" w:hAnsi="Times New Roman" w:cs="Times New Roman"/>
+          <w:color w:val="000000"/>
+          <w:sz w:val="24"/>
+          <w:szCs w:val="24"/>
+          <w:lang w:val="en-ID"/>
+        </w:rPr>
+      </w:pPr>
+    </w:p>
+    <w:p>
+      <w:pPr>
+        <w:widowControl/>
+        <w:autoSpaceDE/>
+        <w:autoSpaceDN/>
+        <w:jc w:val="both"/>
+        <w:rPr>
+          <w:rFonts w:ascii="Times New Roman" w:eastAsia="Times New Roman" w:hAnsi="Times New Roman" w:cs="Times New Roman"/>
+          <w:color w:val="000000"/>
+          <w:sz w:val="24"/>
+          <w:szCs w:val="24"/>
+          <w:lang w:val="en-ID"/>
+        </w:rPr>
+      </w:pPr>
+    </w:p>
+    <w:p>
+      <w:pPr>
+        <w:widowControl/>
+        <w:autoSpaceDE/>
+        <w:autoSpaceDN/>
+        <w:jc w:val="both"/>
+        <w:rPr>
+          <w:rFonts w:ascii="Times New Roman" w:eastAsia="Times New Roman" w:hAnsi="Times New Roman" w:cs="Times New Roman"/>
+          <w:color w:val="000000"/>
+          <w:sz w:val="24"/>
+          <w:szCs w:val="24"/>
+          <w:lang w:val="en-ID"/>
+        </w:rPr>
+      </w:pPr>
+    </w:p>
+    <w:p>
+      <w:pPr>
+        <w:widowControl/>
+        <w:autoSpaceDE/>
+        <w:autoSpaceDN/>
+        <w:jc w:val="both"/>
+        <w:rPr>
+          <w:rFonts w:ascii="Times New Roman" w:eastAsia="Times New Roman" w:hAnsi="Times New Roman" w:cs="Times New Roman"/>
+          <w:color w:val="000000"/>
+          <w:sz w:val="24"/>
+          <w:szCs w:val="24"/>
+          <w:lang w:val="en-ID"/>
+        </w:rPr>
+      </w:pPr>
+    </w:p>
+    <w:p>
+      <w:pPr>
+        <w:widowControl/>
+        <w:autoSpaceDE/>
+        <w:autoSpaceDN/>
+        <w:jc w:val="both"/>
+        <w:rPr>
+          <w:rFonts w:ascii="Times New Roman" w:eastAsia="Times New Roman" w:hAnsi="Times New Roman" w:cs="Times New Roman"/>
+          <w:color w:val="000000"/>
+          <w:sz w:val="24"/>
+          <w:szCs w:val="24"/>
+          <w:lang w:val="en-ID"/>
+        </w:rPr>
+      </w:pPr>
+    </w:p>
+    <w:p>
+      <w:pPr>
+        <w:widowControl/>
+        <w:autoSpaceDE/>
+        <w:autoSpaceDN/>
+        <w:jc w:val="both"/>
+        <w:rPr>
+          <w:rFonts w:ascii="Times New Roman" w:eastAsia="Times New Roman" w:hAnsi="Times New Roman" w:cs="Times New Roman"/>
+          <w:color w:val="000000"/>
+          <w:sz w:val="24"/>
+          <w:szCs w:val="24"/>
+          <w:lang w:val="en-ID"/>
+        </w:rPr>
+      </w:pPr>
+    </w:p>
+    <w:p>
+      <w:pPr>
+        <w:widowControl/>
+        <w:autoSpaceDE/>
+        <w:autoSpaceDN/>
+        <w:jc w:val="both"/>
+        <w:rPr>
+          <w:rFonts w:ascii="Times New Roman" w:eastAsia="Times New Roman" w:hAnsi="Times New Roman" w:cs="Times New Roman"/>
+          <w:color w:val="000000"/>
+          <w:sz w:val="24"/>
+          <w:szCs w:val="24"/>
+          <w:lang w:val="en-ID"/>
+        </w:rPr>
+      </w:pPr>
+    </w:p>
+    <w:p>
+      <w:pPr>
+        <w:widowControl/>
+        <w:autoSpaceDE/>
+        <w:autoSpaceDN/>
+        <w:jc w:val="both"/>
+        <w:rPr>
+          <w:rFonts w:ascii="Times New Roman" w:eastAsia="Times New Roman" w:hAnsi="Times New Roman" w:cs="Times New Roman"/>
+          <w:color w:val="000000"/>
+          <w:sz w:val="24"/>
+          <w:szCs w:val="24"/>
+          <w:lang w:val="en-ID"/>
+        </w:rPr>
+      </w:pPr>
+    </w:p>
+    <w:p>
+      <w:pPr>
+        <w:widowControl/>
+        <w:autoSpaceDE/>
+        <w:autoSpaceDN/>
+        <w:jc w:val="both"/>
+        <w:rPr>
+          <w:rFonts w:ascii="Times New Roman" w:eastAsia="Times New Roman" w:hAnsi="Times New Roman" w:cs="Times New Roman"/>
+          <w:color w:val="000000"/>
+          <w:sz w:val="24"/>
+          <w:szCs w:val="24"/>
+          <w:lang w:val="en-ID"/>
+        </w:rPr>
+      </w:pPr>
+    </w:p>
+    <w:p>
+      <w:pPr>
+        <w:widowControl/>
+        <w:autoSpaceDE/>
+        <w:autoSpaceDN/>
+        <w:jc w:val="both"/>
+        <w:rPr>
+          <w:rFonts w:ascii="Times New Roman" w:eastAsia="Times New Roman" w:hAnsi="Times New Roman" w:cs="Times New Roman"/>
+          <w:color w:val="000000"/>
+          <w:sz w:val="24"/>
+          <w:szCs w:val="24"/>
+          <w:lang w:val="en-ID"/>
+        </w:rPr>
+      </w:pPr>
+    </w:p>
+    <w:p>
+      <w:pPr>
+        <w:widowControl/>
+        <w:autoSpaceDE/>
+        <w:autoSpaceDN/>
+        <w:jc w:val="both"/>
+        <w:rPr>
+          <w:rFonts w:ascii="Times New Roman" w:eastAsia="Times New Roman" w:hAnsi="Times New Roman" w:cs="Times New Roman"/>
+          <w:color w:val="000000"/>
+          <w:sz w:val="24"/>
+          <w:szCs w:val="24"/>
+          <w:lang w:val="en-ID"/>
+        </w:rPr>
+      </w:pPr>
+      <w:r>
+        <w:rPr>
+          <w:rFonts w:ascii="Times New Roman" w:eastAsia="Times New Roman" w:hAnsi="Times New Roman" w:cs="Times New Roman"/>
+          <w:color w:val="000000"/>
+          <w:sz w:val="24"/>
+          <w:szCs w:val="24"/>
+          <w:lang w:val="en-ID"/>
+        </w:rPr>
+        <w:lastRenderedPageBreak/>
         <w:t>Peminjaman.java</w:t>
       </w:r>
     </w:p>
@@ -810,7 +1006,6 @@
           <w:lang w:val="en-ID"/>
           <w14:ligatures w14:val="standardContextual"/>
         </w:rPr>
-        <w:lastRenderedPageBreak/>
         <w:drawing>
           <wp:inline distT="0" distB="0" distL="0" distR="0" wp14:anchorId="597803A4" wp14:editId="07EDDC46">
             <wp:extent cx="5943600" cy="6824345"/>
@@ -883,7 +1078,13 @@
           <w:lang w:val="en-ID"/>
         </w:rPr>
       </w:pPr>
-      <w:r>
+    </w:p>
+    <w:p>
+      <w:pPr>
+        <w:widowControl/>
+        <w:autoSpaceDE/>
+        <w:autoSpaceDN/>
+        <w:jc w:val="both"/>
         <w:rPr>
           <w:rFonts w:ascii="Times New Roman" w:eastAsia="Times New Roman" w:hAnsi="Times New Roman" w:cs="Times New Roman"/>
           <w:color w:val="000000"/>
@@ -891,6 +1092,91 @@
           <w:szCs w:val="24"/>
           <w:lang w:val="en-ID"/>
         </w:rPr>
+      </w:pPr>
+    </w:p>
+    <w:p>
+      <w:pPr>
+        <w:widowControl/>
+        <w:autoSpaceDE/>
+        <w:autoSpaceDN/>
+        <w:jc w:val="both"/>
+        <w:rPr>
+          <w:rFonts w:ascii="Times New Roman" w:eastAsia="Times New Roman" w:hAnsi="Times New Roman" w:cs="Times New Roman"/>
+          <w:color w:val="000000"/>
+          <w:sz w:val="24"/>
+          <w:szCs w:val="24"/>
+          <w:lang w:val="en-ID"/>
+        </w:rPr>
+      </w:pPr>
+    </w:p>
+    <w:p>
+      <w:pPr>
+        <w:widowControl/>
+        <w:autoSpaceDE/>
+        <w:autoSpaceDN/>
+        <w:jc w:val="both"/>
+        <w:rPr>
+          <w:rFonts w:ascii="Times New Roman" w:eastAsia="Times New Roman" w:hAnsi="Times New Roman" w:cs="Times New Roman"/>
+          <w:color w:val="000000"/>
+          <w:sz w:val="24"/>
+          <w:szCs w:val="24"/>
+          <w:lang w:val="en-ID"/>
+        </w:rPr>
+      </w:pPr>
+    </w:p>
+    <w:p>
+      <w:pPr>
+        <w:widowControl/>
+        <w:autoSpaceDE/>
+        <w:autoSpaceDN/>
+        <w:jc w:val="both"/>
+        <w:rPr>
+          <w:rFonts w:ascii="Times New Roman" w:eastAsia="Times New Roman" w:hAnsi="Times New Roman" w:cs="Times New Roman"/>
+          <w:color w:val="000000"/>
+          <w:sz w:val="24"/>
+          <w:szCs w:val="24"/>
+          <w:lang w:val="en-ID"/>
+        </w:rPr>
+      </w:pPr>
+    </w:p>
+    <w:p>
+      <w:pPr>
+        <w:widowControl/>
+        <w:autoSpaceDE/>
+        <w:autoSpaceDN/>
+        <w:jc w:val="both"/>
+        <w:rPr>
+          <w:rFonts w:ascii="Times New Roman" w:eastAsia="Times New Roman" w:hAnsi="Times New Roman" w:cs="Times New Roman"/>
+          <w:color w:val="000000"/>
+          <w:sz w:val="24"/>
+          <w:szCs w:val="24"/>
+          <w:lang w:val="en-ID"/>
+        </w:rPr>
+      </w:pPr>
+    </w:p>
+    <w:p>
+      <w:pPr>
+        <w:widowControl/>
+        <w:autoSpaceDE/>
+        <w:autoSpaceDN/>
+        <w:jc w:val="both"/>
+        <w:rPr>
+          <w:rFonts w:ascii="Times New Roman" w:eastAsia="Times New Roman" w:hAnsi="Times New Roman" w:cs="Times New Roman"/>
+          <w:color w:val="000000"/>
+          <w:sz w:val="24"/>
+          <w:szCs w:val="24"/>
+          <w:lang w:val="en-ID"/>
+        </w:rPr>
+      </w:pPr>
+      <w:r>
+        <w:rPr>
+          <w:rFonts w:ascii="Times New Roman" w:eastAsia="Times New Roman" w:hAnsi="Times New Roman" w:cs="Times New Roman"/>
+          <w:color w:val="000000"/>
+          <w:sz w:val="24"/>
+          <w:szCs w:val="24"/>
+          <w:lang w:val="en-ID"/>
+        </w:rPr>
+        <w:lastRenderedPageBreak/>
         <w:t>SistemPeminjanam.java</w:t>
       </w:r>
     </w:p>
@@ -918,7 +1204,6 @@
           <w:lang w:val="en-ID"/>
           <w14:ligatures w14:val="standardContextual"/>
         </w:rPr>
-        <w:lastRenderedPageBreak/>
         <w:drawing>
           <wp:inline distT="0" distB="0" distL="0" distR="0" wp14:anchorId="2BE45BA9" wp14:editId="5A9550D8">
             <wp:extent cx="5943600" cy="8049260"/>
@@ -1203,6 +1488,165 @@
           <w:szCs w:val="24"/>
           <w:lang w:val="en-ID"/>
         </w:rPr>
+        <w:t>Layout Hasil</w:t>
+      </w:r>
+    </w:p>
+    <w:p>
+      <w:pPr>
+        <w:widowControl/>
+        <w:autoSpaceDE/>
+        <w:autoSpaceDN/>
+        <w:jc w:val="both"/>
+        <w:rPr>
+          <w:rFonts w:ascii="Times New Roman" w:eastAsia="Times New Roman" w:hAnsi="Times New Roman" w:cs="Times New Roman"/>
+          <w:color w:val="000000"/>
+          <w:sz w:val="24"/>
+          <w:szCs w:val="24"/>
+          <w:lang w:val="en-ID"/>
+        </w:rPr>
+      </w:pPr>
+      <w:r>
+        <w:rPr>
+          <w:rFonts w:ascii="Times New Roman" w:eastAsia="Times New Roman" w:hAnsi="Times New Roman" w:cs="Times New Roman"/>
+          <w:noProof/>
+          <w:color w:val="000000"/>
+          <w:sz w:val="24"/>
+          <w:szCs w:val="24"/>
+          <w:lang w:val="en-ID"/>
+          <w14:ligatures w14:val="standardContextual"/>
+        </w:rPr>
+        <w:drawing>
+          <wp:inline distT="0" distB="0" distL="0" distR="0" wp14:anchorId="51071F1E" wp14:editId="67A46D33">
+            <wp:extent cx="2896898" cy="3598985"/>
+            <wp:effectExtent l="0" t="0" r="0" b="0"/>
+            <wp:docPr id="774683288" name="Picture 2"/>
+            <wp:cNvGraphicFramePr>
+              <a:graphicFrameLocks xmlns:a="http://schemas.openxmlformats.org/drawingml/2006/main" noChangeAspect="1"/>
+            </wp:cNvGraphicFramePr>
+            <a:graphic xmlns:a="http://schemas.openxmlformats.org/drawingml/2006/main">
+              <a:graphicData uri="http://schemas.openxmlformats.org/drawingml/2006/picture">
+                <pic:pic xmlns:pic="http://schemas.openxmlformats.org/drawingml/2006/picture">
+                  <pic:nvPicPr>
+                    <pic:cNvPr id="774683288" name="Picture 774683288"/>
+                    <pic:cNvPicPr/>
+                  </pic:nvPicPr>
+                  <pic:blipFill>
+                    <a:blip r:embed="rId13" cstate="print">
+                      <a:extLst>
+                        <a:ext uri="{28A0092B-C50C-407E-A947-70E740481C1C}">
+                          <a14:useLocalDpi xmlns:a14="http://schemas.microsoft.com/office/drawing/2010/main" val="0"/>
+                        </a:ext>
+                      </a:extLst>
+                    </a:blip>
+                    <a:stretch>
+                      <a:fillRect/>
+                    </a:stretch>
+                  </pic:blipFill>
+                  <pic:spPr>
+                    <a:xfrm>
+                      <a:off x="0" y="0"/>
+                      <a:ext cx="2910930" cy="3616418"/>
+                    </a:xfrm>
+                    <a:prstGeom prst="rect">
+                      <a:avLst/>
+                    </a:prstGeom>
+                  </pic:spPr>
+                </pic:pic>
+              </a:graphicData>
+            </a:graphic>
+          </wp:inline>
+        </w:drawing>
+      </w:r>
+      <w:r>
+        <w:rPr>
+          <w:rFonts w:ascii="Times New Roman" w:eastAsia="Times New Roman" w:hAnsi="Times New Roman" w:cs="Times New Roman"/>
+          <w:noProof/>
+          <w:color w:val="000000"/>
+          <w:sz w:val="24"/>
+          <w:szCs w:val="24"/>
+          <w:lang w:val="en-ID"/>
+          <w14:ligatures w14:val="standardContextual"/>
+        </w:rPr>
+        <w:drawing>
+          <wp:inline distT="0" distB="0" distL="0" distR="0" wp14:anchorId="3F6F45C3" wp14:editId="0E517FE7">
+            <wp:extent cx="3017739" cy="2625823"/>
+            <wp:effectExtent l="0" t="0" r="5080" b="3175"/>
+            <wp:docPr id="1914028529" name="Picture 3"/>
+            <wp:cNvGraphicFramePr>
+              <a:graphicFrameLocks xmlns:a="http://schemas.openxmlformats.org/drawingml/2006/main" noChangeAspect="1"/>
+            </wp:cNvGraphicFramePr>
+            <a:graphic xmlns:a="http://schemas.openxmlformats.org/drawingml/2006/main">
+              <a:graphicData uri="http://schemas.openxmlformats.org/drawingml/2006/picture">
+                <pic:pic xmlns:pic="http://schemas.openxmlformats.org/drawingml/2006/picture">
+                  <pic:nvPicPr>
+                    <pic:cNvPr id="1914028529" name="Picture 1914028529"/>
+                    <pic:cNvPicPr/>
+                  </pic:nvPicPr>
+                  <pic:blipFill>
+                    <a:blip r:embed="rId14" cstate="print">
+                      <a:extLst>
+                        <a:ext uri="{28A0092B-C50C-407E-A947-70E740481C1C}">
+                          <a14:useLocalDpi xmlns:a14="http://schemas.microsoft.com/office/drawing/2010/main" val="0"/>
+                        </a:ext>
+                      </a:extLst>
+                    </a:blip>
+                    <a:stretch>
+                      <a:fillRect/>
+                    </a:stretch>
+                  </pic:blipFill>
+                  <pic:spPr>
+                    <a:xfrm>
+                      <a:off x="0" y="0"/>
+                      <a:ext cx="3083695" cy="2683213"/>
+                    </a:xfrm>
+                    <a:prstGeom prst="rect">
+                      <a:avLst/>
+                    </a:prstGeom>
+                  </pic:spPr>
+                </pic:pic>
+              </a:graphicData>
+            </a:graphic>
+          </wp:inline>
+        </w:drawing>
+      </w:r>
+    </w:p>
+    <w:p>
+      <w:pPr>
+        <w:widowControl/>
+        <w:autoSpaceDE/>
+        <w:autoSpaceDN/>
+        <w:jc w:val="both"/>
+        <w:rPr>
+          <w:rFonts w:ascii="Times New Roman" w:eastAsia="Times New Roman" w:hAnsi="Times New Roman" w:cs="Times New Roman"/>
+          <w:color w:val="000000"/>
+          <w:sz w:val="24"/>
+          <w:szCs w:val="24"/>
+          <w:lang w:val="en-ID"/>
+        </w:rPr>
+      </w:pPr>
+    </w:p>
+    <w:p>
+      <w:pPr>
+        <w:widowControl/>
+        <w:autoSpaceDE/>
+        <w:autoSpaceDN/>
+        <w:jc w:val="both"/>
+        <w:rPr>
+          <w:rFonts w:ascii="Times New Roman" w:eastAsia="Times New Roman" w:hAnsi="Times New Roman" w:cs="Times New Roman"/>
+          <w:color w:val="000000"/>
+          <w:sz w:val="24"/>
+          <w:szCs w:val="24"/>
+          <w:lang w:val="en-ID"/>
+        </w:rPr>
+      </w:pPr>
+      <w:r>
+        <w:rPr>
+          <w:rFonts w:ascii="Times New Roman" w:eastAsia="Times New Roman" w:hAnsi="Times New Roman" w:cs="Times New Roman"/>
+          <w:color w:val="000000"/>
+          <w:sz w:val="24"/>
+          <w:szCs w:val="24"/>
+          <w:lang w:val="en-ID"/>
+        </w:rPr>
         <w:t xml:space="preserve">Link </w:t>
       </w:r>
       <w:proofErr w:type="spellStart"/>
@@ -1240,7 +1684,7 @@
         </w:rPr>
         <w:t xml:space="preserve"> </w:t>
       </w:r>
-      <w:hyperlink r:id="rId13" w:history="1">
+      <w:hyperlink r:id="rId15" w:history="1">
         <w:r>
           <w:rPr>
             <w:rStyle w:val="Hyperlink"/>
@@ -1249,7 +1693,27 @@
             <w:szCs w:val="24"/>
             <w:lang w:val="en-ID"/>
           </w:rPr>
-          <w:t>https://github.com/nNasq/JobsheetCM1</w:t>
+          <w:t>https://github.com/nNasq/Jobsh</w:t>
+        </w:r>
+        <w:r>
+          <w:rPr>
+            <w:rStyle w:val="Hyperlink"/>
+            <w:rFonts w:ascii="Times New Roman" w:eastAsia="Times New Roman" w:hAnsi="Times New Roman" w:cs="Times New Roman"/>
+            <w:sz w:val="24"/>
+            <w:szCs w:val="24"/>
+            <w:lang w:val="en-ID"/>
+          </w:rPr>
+          <w:t>e</w:t>
+        </w:r>
+        <w:r>
+          <w:rPr>
+            <w:rStyle w:val="Hyperlink"/>
+            <w:rFonts w:ascii="Times New Roman" w:eastAsia="Times New Roman" w:hAnsi="Times New Roman" w:cs="Times New Roman"/>
+            <w:sz w:val="24"/>
+            <w:szCs w:val="24"/>
+            <w:lang w:val="en-ID"/>
+          </w:rPr>
+          <w:t>etCM1</w:t>
         </w:r>
       </w:hyperlink>
       <w:r>

--- a/LAPORAN CASE METHOD.docx
+++ b/LAPORAN CASE METHOD.docx
@@ -597,7 +597,7 @@
           <w14:ligatures w14:val="standardContextual"/>
         </w:rPr>
         <w:drawing>
-          <wp:inline distT="0" distB="0" distL="0" distR="0" wp14:anchorId="5F99DE82" wp14:editId="34A4E809">
+          <wp:inline distT="0" distB="0" distL="0" distR="0" wp14:anchorId="5F99DE82" wp14:editId="682984C0">
             <wp:extent cx="5943600" cy="2320290"/>
             <wp:effectExtent l="0" t="0" r="0" b="3810"/>
             <wp:docPr id="79946995" name="Picture 1"/>
@@ -1205,10 +1205,10 @@
           <w14:ligatures w14:val="standardContextual"/>
         </w:rPr>
         <w:drawing>
-          <wp:inline distT="0" distB="0" distL="0" distR="0" wp14:anchorId="2BE45BA9" wp14:editId="5A9550D8">
-            <wp:extent cx="5943600" cy="8049260"/>
-            <wp:effectExtent l="0" t="0" r="0" b="2540"/>
-            <wp:docPr id="1756406421" name="Picture 4"/>
+          <wp:inline distT="0" distB="0" distL="0" distR="0" wp14:anchorId="71E19111" wp14:editId="4E92934B">
+            <wp:extent cx="4556125" cy="8018384"/>
+            <wp:effectExtent l="0" t="0" r="3175" b="0"/>
+            <wp:docPr id="477238392" name="Picture 1"/>
             <wp:cNvGraphicFramePr>
               <a:graphicFrameLocks xmlns:a="http://schemas.openxmlformats.org/drawingml/2006/main" noChangeAspect="1"/>
             </wp:cNvGraphicFramePr>
@@ -1216,11 +1216,11 @@
               <a:graphicData uri="http://schemas.openxmlformats.org/drawingml/2006/picture">
                 <pic:pic xmlns:pic="http://schemas.openxmlformats.org/drawingml/2006/picture">
                   <pic:nvPicPr>
-                    <pic:cNvPr id="1756406421" name="Picture 1756406421"/>
+                    <pic:cNvPr id="477238392" name="Picture 477238392"/>
                     <pic:cNvPicPr/>
                   </pic:nvPicPr>
                   <pic:blipFill>
-                    <a:blip r:embed="rId9">
+                    <a:blip r:embed="rId9" cstate="print">
                       <a:extLst>
                         <a:ext uri="{28A0092B-C50C-407E-A947-70E740481C1C}">
                           <a14:useLocalDpi xmlns:a14="http://schemas.microsoft.com/office/drawing/2010/main" val="0"/>
@@ -1234,7 +1234,7 @@
                   <pic:spPr>
                     <a:xfrm>
                       <a:off x="0" y="0"/>
-                      <a:ext cx="5943600" cy="8049260"/>
+                      <a:ext cx="4567420" cy="8038263"/>
                     </a:xfrm>
                     <a:prstGeom prst="rect">
                       <a:avLst/>
@@ -1273,10 +1273,10 @@
         </w:rPr>
         <w:lastRenderedPageBreak/>
         <w:drawing>
-          <wp:inline distT="0" distB="0" distL="0" distR="0" wp14:anchorId="00BE699C" wp14:editId="35F32C68">
-            <wp:extent cx="5799455" cy="8229600"/>
-            <wp:effectExtent l="0" t="0" r="4445" b="0"/>
-            <wp:docPr id="115347760" name="Picture 6"/>
+          <wp:inline distT="0" distB="0" distL="0" distR="0" wp14:anchorId="76B9E244" wp14:editId="5D7B5DDF">
+            <wp:extent cx="4632960" cy="8229600"/>
+            <wp:effectExtent l="0" t="0" r="2540" b="0"/>
+            <wp:docPr id="1012737390" name="Picture 2"/>
             <wp:cNvGraphicFramePr>
               <a:graphicFrameLocks xmlns:a="http://schemas.openxmlformats.org/drawingml/2006/main" noChangeAspect="1"/>
             </wp:cNvGraphicFramePr>
@@ -1284,7 +1284,7 @@
               <a:graphicData uri="http://schemas.openxmlformats.org/drawingml/2006/picture">
                 <pic:pic xmlns:pic="http://schemas.openxmlformats.org/drawingml/2006/picture">
                   <pic:nvPicPr>
-                    <pic:cNvPr id="115347760" name="Picture 115347760"/>
+                    <pic:cNvPr id="1012737390" name="Picture 1012737390"/>
                     <pic:cNvPicPr/>
                   </pic:nvPicPr>
                   <pic:blipFill>
@@ -1302,7 +1302,7 @@
                   <pic:spPr>
                     <a:xfrm>
                       <a:off x="0" y="0"/>
-                      <a:ext cx="5799455" cy="8229600"/>
+                      <a:ext cx="4632960" cy="8229600"/>
                     </a:xfrm>
                     <a:prstGeom prst="rect">
                       <a:avLst/>
@@ -1341,10 +1341,10 @@
         </w:rPr>
         <w:lastRenderedPageBreak/>
         <w:drawing>
-          <wp:inline distT="0" distB="0" distL="0" distR="0" wp14:anchorId="171F88C2" wp14:editId="290B88B4">
-            <wp:extent cx="5837555" cy="8229600"/>
-            <wp:effectExtent l="0" t="0" r="4445" b="0"/>
-            <wp:docPr id="161653124" name="Picture 7"/>
+          <wp:inline distT="0" distB="0" distL="0" distR="0" wp14:anchorId="4B3740B9" wp14:editId="22E551B6">
+            <wp:extent cx="5943600" cy="3763645"/>
+            <wp:effectExtent l="0" t="0" r="0" b="0"/>
+            <wp:docPr id="362951736" name="Picture 3"/>
             <wp:cNvGraphicFramePr>
               <a:graphicFrameLocks xmlns:a="http://schemas.openxmlformats.org/drawingml/2006/main" noChangeAspect="1"/>
             </wp:cNvGraphicFramePr>
@@ -1352,7 +1352,7 @@
               <a:graphicData uri="http://schemas.openxmlformats.org/drawingml/2006/picture">
                 <pic:pic xmlns:pic="http://schemas.openxmlformats.org/drawingml/2006/picture">
                   <pic:nvPicPr>
-                    <pic:cNvPr id="161653124" name="Picture 161653124"/>
+                    <pic:cNvPr id="362951736" name="Picture 362951736"/>
                     <pic:cNvPicPr/>
                   </pic:nvPicPr>
                   <pic:blipFill>
@@ -1370,7 +1370,7 @@
                   <pic:spPr>
                     <a:xfrm>
                       <a:off x="0" y="0"/>
-                      <a:ext cx="5837555" cy="8229600"/>
+                      <a:ext cx="5943600" cy="3763645"/>
                     </a:xfrm>
                     <a:prstGeom prst="rect">
                       <a:avLst/>
@@ -1397,59 +1397,6 @@
           <w:lang w:val="en-ID"/>
         </w:rPr>
       </w:pPr>
-      <w:r>
-        <w:rPr>
-          <w:rFonts w:ascii="Times New Roman" w:eastAsia="Times New Roman" w:hAnsi="Times New Roman" w:cs="Times New Roman"/>
-          <w:noProof/>
-          <w:color w:val="000000"/>
-          <w:sz w:val="24"/>
-          <w:szCs w:val="24"/>
-          <w:lang w:val="en-ID"/>
-          <w14:ligatures w14:val="standardContextual"/>
-        </w:rPr>
-        <w:lastRenderedPageBreak/>
-        <w:drawing>
-          <wp:inline distT="0" distB="0" distL="0" distR="0" wp14:anchorId="19E8D1E6" wp14:editId="69876F17">
-            <wp:extent cx="5943600" cy="2769870"/>
-            <wp:effectExtent l="0" t="0" r="0" b="0"/>
-            <wp:docPr id="695330158" name="Picture 8"/>
-            <wp:cNvGraphicFramePr>
-              <a:graphicFrameLocks xmlns:a="http://schemas.openxmlformats.org/drawingml/2006/main" noChangeAspect="1"/>
-            </wp:cNvGraphicFramePr>
-            <a:graphic xmlns:a="http://schemas.openxmlformats.org/drawingml/2006/main">
-              <a:graphicData uri="http://schemas.openxmlformats.org/drawingml/2006/picture">
-                <pic:pic xmlns:pic="http://schemas.openxmlformats.org/drawingml/2006/picture">
-                  <pic:nvPicPr>
-                    <pic:cNvPr id="695330158" name="Picture 695330158"/>
-                    <pic:cNvPicPr/>
-                  </pic:nvPicPr>
-                  <pic:blipFill>
-                    <a:blip r:embed="rId12">
-                      <a:extLst>
-                        <a:ext uri="{28A0092B-C50C-407E-A947-70E740481C1C}">
-                          <a14:useLocalDpi xmlns:a14="http://schemas.microsoft.com/office/drawing/2010/main" val="0"/>
-                        </a:ext>
-                      </a:extLst>
-                    </a:blip>
-                    <a:stretch>
-                      <a:fillRect/>
-                    </a:stretch>
-                  </pic:blipFill>
-                  <pic:spPr>
-                    <a:xfrm>
-                      <a:off x="0" y="0"/>
-                      <a:ext cx="5943600" cy="2769870"/>
-                    </a:xfrm>
-                    <a:prstGeom prst="rect">
-                      <a:avLst/>
-                    </a:prstGeom>
-                  </pic:spPr>
-                </pic:pic>
-              </a:graphicData>
-            </a:graphic>
-          </wp:inline>
-        </w:drawing>
-      </w:r>
     </w:p>
     <w:p>
       <w:pPr>
@@ -1465,6 +1412,16 @@
           <w:lang w:val="en-ID"/>
         </w:rPr>
       </w:pPr>
+      <w:r>
+        <w:rPr>
+          <w:rFonts w:ascii="Times New Roman" w:eastAsia="Times New Roman" w:hAnsi="Times New Roman" w:cs="Times New Roman"/>
+          <w:color w:val="000000"/>
+          <w:sz w:val="24"/>
+          <w:szCs w:val="24"/>
+          <w:lang w:val="en-ID"/>
+        </w:rPr>
+        <w:t>Layout Hasil</w:t>
+      </w:r>
     </w:p>
     <w:p>
       <w:pPr>
@@ -1483,31 +1440,6 @@
       <w:r>
         <w:rPr>
           <w:rFonts w:ascii="Times New Roman" w:eastAsia="Times New Roman" w:hAnsi="Times New Roman" w:cs="Times New Roman"/>
-          <w:color w:val="000000"/>
-          <w:sz w:val="24"/>
-          <w:szCs w:val="24"/>
-          <w:lang w:val="en-ID"/>
-        </w:rPr>
-        <w:t>Layout Hasil</w:t>
-      </w:r>
-    </w:p>
-    <w:p>
-      <w:pPr>
-        <w:widowControl/>
-        <w:autoSpaceDE/>
-        <w:autoSpaceDN/>
-        <w:jc w:val="both"/>
-        <w:rPr>
-          <w:rFonts w:ascii="Times New Roman" w:eastAsia="Times New Roman" w:hAnsi="Times New Roman" w:cs="Times New Roman"/>
-          <w:color w:val="000000"/>
-          <w:sz w:val="24"/>
-          <w:szCs w:val="24"/>
-          <w:lang w:val="en-ID"/>
-        </w:rPr>
-      </w:pPr>
-      <w:r>
-        <w:rPr>
-          <w:rFonts w:ascii="Times New Roman" w:eastAsia="Times New Roman" w:hAnsi="Times New Roman" w:cs="Times New Roman"/>
           <w:noProof/>
           <w:color w:val="000000"/>
           <w:sz w:val="24"/>
@@ -1516,7 +1448,7 @@
           <w14:ligatures w14:val="standardContextual"/>
         </w:rPr>
         <w:drawing>
-          <wp:inline distT="0" distB="0" distL="0" distR="0" wp14:anchorId="51071F1E" wp14:editId="67A46D33">
+          <wp:inline distT="0" distB="0" distL="0" distR="0" wp14:anchorId="51071F1E" wp14:editId="0D77F8DB">
             <wp:extent cx="2896898" cy="3598985"/>
             <wp:effectExtent l="0" t="0" r="0" b="0"/>
             <wp:docPr id="774683288" name="Picture 2"/>
@@ -1531,7 +1463,7 @@
                     <pic:cNvPicPr/>
                   </pic:nvPicPr>
                   <pic:blipFill>
-                    <a:blip r:embed="rId13" cstate="print">
+                    <a:blip r:embed="rId12" cstate="print">
                       <a:extLst>
                         <a:ext uri="{28A0092B-C50C-407E-A947-70E740481C1C}">
                           <a14:useLocalDpi xmlns:a14="http://schemas.microsoft.com/office/drawing/2010/main" val="0"/>
@@ -1568,7 +1500,7 @@
           <w14:ligatures w14:val="standardContextual"/>
         </w:rPr>
         <w:drawing>
-          <wp:inline distT="0" distB="0" distL="0" distR="0" wp14:anchorId="3F6F45C3" wp14:editId="0E517FE7">
+          <wp:inline distT="0" distB="0" distL="0" distR="0" wp14:anchorId="3F6F45C3" wp14:editId="527C8144">
             <wp:extent cx="3017739" cy="2625823"/>
             <wp:effectExtent l="0" t="0" r="5080" b="3175"/>
             <wp:docPr id="1914028529" name="Picture 3"/>
@@ -1583,7 +1515,7 @@
                     <pic:cNvPicPr/>
                   </pic:nvPicPr>
                   <pic:blipFill>
-                    <a:blip r:embed="rId14" cstate="print">
+                    <a:blip r:embed="rId13" cstate="print">
                       <a:extLst>
                         <a:ext uri="{28A0092B-C50C-407E-A947-70E740481C1C}">
                           <a14:useLocalDpi xmlns:a14="http://schemas.microsoft.com/office/drawing/2010/main" val="0"/>
@@ -1684,7 +1616,7 @@
         </w:rPr>
         <w:t xml:space="preserve"> </w:t>
       </w:r>
-      <w:hyperlink r:id="rId15" w:history="1">
+      <w:hyperlink r:id="rId14" w:history="1">
         <w:r>
           <w:rPr>
             <w:rStyle w:val="Hyperlink"/>
@@ -1693,27 +1625,7 @@
             <w:szCs w:val="24"/>
             <w:lang w:val="en-ID"/>
           </w:rPr>
-          <w:t>https://github.com/nNasq/Jobsh</w:t>
-        </w:r>
-        <w:r>
-          <w:rPr>
-            <w:rStyle w:val="Hyperlink"/>
-            <w:rFonts w:ascii="Times New Roman" w:eastAsia="Times New Roman" w:hAnsi="Times New Roman" w:cs="Times New Roman"/>
-            <w:sz w:val="24"/>
-            <w:szCs w:val="24"/>
-            <w:lang w:val="en-ID"/>
-          </w:rPr>
-          <w:t>e</w:t>
-        </w:r>
-        <w:r>
-          <w:rPr>
-            <w:rStyle w:val="Hyperlink"/>
-            <w:rFonts w:ascii="Times New Roman" w:eastAsia="Times New Roman" w:hAnsi="Times New Roman" w:cs="Times New Roman"/>
-            <w:sz w:val="24"/>
-            <w:szCs w:val="24"/>
-            <w:lang w:val="en-ID"/>
-          </w:rPr>
-          <w:t>etCM1</w:t>
+          <w:t>https://github.com/nNasq/JobsheetCM1</w:t>
         </w:r>
       </w:hyperlink>
       <w:r>
